--- a/public/kak-honor-inda.docx
+++ b/public/kak-honor-inda.docx
@@ -694,15 +694,7 @@
                 <w:sz w:val="22"/>
                 <w:szCs w:val="22"/>
               </w:rPr>
-              <w:t>}</w:t>
-            </w:r>
-            <w:r>
-              <w:rPr>
-                <w:rFonts w:ascii="Arial" w:eastAsia="Arial" w:hAnsi="Arial" w:cs="Arial"/>
-                <w:sz w:val="22"/>
-                <w:szCs w:val="22"/>
-              </w:rPr>
-              <w:t xml:space="preserve"> </w:t>
+              <w:t xml:space="preserve">} </w:t>
             </w:r>
             <w:proofErr w:type="spellStart"/>
             <w:r>
@@ -1221,7 +1213,6 @@
               <w:t xml:space="preserve">. </w:t>
             </w:r>
             <w:proofErr w:type="spellStart"/>
-            <w:proofErr w:type="gramStart"/>
             <w:r>
               <w:rPr>
                 <w:rFonts w:ascii="Arial" w:eastAsia="Arial" w:hAnsi="Arial" w:cs="Arial"/>
@@ -1249,7 +1240,6 @@
               <w:t>pengadaan</w:t>
             </w:r>
             <w:proofErr w:type="spellEnd"/>
-            <w:proofErr w:type="gramEnd"/>
             <w:r>
               <w:rPr>
                 <w:rFonts w:ascii="Arial" w:eastAsia="Arial" w:hAnsi="Arial" w:cs="Arial"/>
@@ -1382,16 +1372,16 @@
                 <w:sz w:val="22"/>
                 <w:szCs w:val="22"/>
               </w:rPr>
-              <w:t xml:space="preserve"> PPK BPS BP</w:t>
-            </w:r>
-            <w:proofErr w:type="spellStart"/>
-            <w:r>
-              <w:rPr>
-                <w:rFonts w:ascii="Arial" w:eastAsia="Arial" w:hAnsi="Arial" w:cs="Arial"/>
-                <w:sz w:val="22"/>
-                <w:szCs w:val="22"/>
-              </w:rPr>
-              <w:t>S</w:t>
+              <w:t xml:space="preserve"> PPK BPS </w:t>
+            </w:r>
+            <w:proofErr w:type="spellStart"/>
+            <w:r>
+              <w:rPr>
+                <w:rFonts w:ascii="Arial" w:eastAsia="Arial" w:hAnsi="Arial" w:cs="Arial"/>
+                <w:sz w:val="22"/>
+                <w:szCs w:val="22"/>
+              </w:rPr>
+              <w:t>BPS</w:t>
             </w:r>
             <w:proofErr w:type="spellEnd"/>
             <w:r>
@@ -2016,7 +2006,6 @@
               <w:t xml:space="preserve"> </w:t>
             </w:r>
             <w:proofErr w:type="spellStart"/>
-            <w:proofErr w:type="gramStart"/>
             <w:r>
               <w:rPr>
                 <w:rFonts w:ascii="Arial" w:eastAsia="Arial" w:hAnsi="Arial" w:cs="Arial"/>
@@ -2044,7 +2033,6 @@
               <w:t>pembayaran</w:t>
             </w:r>
             <w:proofErr w:type="spellEnd"/>
-            <w:proofErr w:type="gramEnd"/>
             <w:r>
               <w:rPr>
                 <w:rFonts w:ascii="Arial" w:eastAsia="Arial" w:hAnsi="Arial" w:cs="Arial"/>
@@ -2079,16 +2067,42 @@
               </w:rPr>
               <w:t xml:space="preserve">} </w:t>
             </w:r>
-            <w:proofErr w:type="gramStart"/>
-            <w:r>
-              <w:rPr>
-                <w:rFonts w:ascii="Arial" w:eastAsia="Arial" w:hAnsi="Arial" w:cs="Arial"/>
-                <w:sz w:val="22"/>
-                <w:szCs w:val="22"/>
-              </w:rPr>
-              <w:t>di  BPS</w:t>
-            </w:r>
-            <w:proofErr w:type="gramEnd"/>
+            <w:r>
+              <w:rPr>
+                <w:rFonts w:ascii="Arial" w:eastAsia="Arial" w:hAnsi="Arial" w:cs="Arial"/>
+                <w:sz w:val="22"/>
+                <w:szCs w:val="22"/>
+              </w:rPr>
+              <w:t xml:space="preserve">di  BPS </w:t>
+            </w:r>
+            <w:proofErr w:type="spellStart"/>
+            <w:r>
+              <w:rPr>
+                <w:rFonts w:ascii="Arial" w:eastAsia="Arial" w:hAnsi="Arial" w:cs="Arial"/>
+                <w:sz w:val="22"/>
+                <w:szCs w:val="22"/>
+              </w:rPr>
+              <w:t>Kabupaten</w:t>
+            </w:r>
+            <w:proofErr w:type="spellEnd"/>
+            <w:r>
+              <w:rPr>
+                <w:rFonts w:ascii="Arial" w:eastAsia="Arial" w:hAnsi="Arial" w:cs="Arial"/>
+                <w:sz w:val="22"/>
+                <w:szCs w:val="22"/>
+              </w:rPr>
+              <w:t xml:space="preserve"> Simeulue </w:t>
+            </w:r>
+            <w:proofErr w:type="spellStart"/>
+            <w:r>
+              <w:rPr>
+                <w:rFonts w:ascii="Arial" w:eastAsia="Arial" w:hAnsi="Arial" w:cs="Arial"/>
+                <w:sz w:val="22"/>
+                <w:szCs w:val="22"/>
+              </w:rPr>
+              <w:t>Tahun</w:t>
+            </w:r>
+            <w:proofErr w:type="spellEnd"/>
             <w:r>
               <w:rPr>
                 <w:rFonts w:ascii="Arial" w:eastAsia="Arial" w:hAnsi="Arial" w:cs="Arial"/>
@@ -2104,42 +2118,6 @@
                 <w:sz w:val="22"/>
                 <w:szCs w:val="22"/>
               </w:rPr>
-              <w:t>Kabupaten</w:t>
-            </w:r>
-            <w:proofErr w:type="spellEnd"/>
-            <w:r>
-              <w:rPr>
-                <w:rFonts w:ascii="Arial" w:eastAsia="Arial" w:hAnsi="Arial" w:cs="Arial"/>
-                <w:sz w:val="22"/>
-                <w:szCs w:val="22"/>
-              </w:rPr>
-              <w:t xml:space="preserve"> Simeulue </w:t>
-            </w:r>
-            <w:proofErr w:type="spellStart"/>
-            <w:r>
-              <w:rPr>
-                <w:rFonts w:ascii="Arial" w:eastAsia="Arial" w:hAnsi="Arial" w:cs="Arial"/>
-                <w:sz w:val="22"/>
-                <w:szCs w:val="22"/>
-              </w:rPr>
-              <w:t>Tahun</w:t>
-            </w:r>
-            <w:proofErr w:type="spellEnd"/>
-            <w:r>
-              <w:rPr>
-                <w:rFonts w:ascii="Arial" w:eastAsia="Arial" w:hAnsi="Arial" w:cs="Arial"/>
-                <w:sz w:val="22"/>
-                <w:szCs w:val="22"/>
-              </w:rPr>
-              <w:t xml:space="preserve"> </w:t>
-            </w:r>
-            <w:proofErr w:type="spellStart"/>
-            <w:r>
-              <w:rPr>
-                <w:rFonts w:ascii="Arial" w:eastAsia="Arial" w:hAnsi="Arial" w:cs="Arial"/>
-                <w:sz w:val="22"/>
-                <w:szCs w:val="22"/>
-              </w:rPr>
               <w:t>Anggaran</w:t>
             </w:r>
             <w:proofErr w:type="spellEnd"/>
@@ -2188,7 +2166,6 @@
               <w:t xml:space="preserve"> DIPA </w:t>
             </w:r>
             <w:proofErr w:type="spellStart"/>
-            <w:proofErr w:type="gramStart"/>
             <w:r>
               <w:rPr>
                 <w:rFonts w:ascii="Arial" w:eastAsia="Arial" w:hAnsi="Arial" w:cs="Arial"/>
@@ -2204,16 +2181,7 @@
                 <w:sz w:val="22"/>
                 <w:szCs w:val="22"/>
               </w:rPr>
-              <w:t xml:space="preserve"> :</w:t>
-            </w:r>
-            <w:proofErr w:type="gramEnd"/>
-            <w:r>
-              <w:rPr>
-                <w:rFonts w:ascii="Arial" w:eastAsia="Arial" w:hAnsi="Arial" w:cs="Arial"/>
-                <w:sz w:val="22"/>
-                <w:szCs w:val="22"/>
-              </w:rPr>
-              <w:t xml:space="preserve">  SP DIPA-054.01.2.636921/2026, </w:t>
+              <w:t xml:space="preserve"> :  SP DIPA-054.01.2.636921/2026, </w:t>
             </w:r>
             <w:proofErr w:type="spellStart"/>
             <w:r>
@@ -4043,7 +4011,6 @@
               <w:t xml:space="preserve"> </w:t>
             </w:r>
             <w:proofErr w:type="spellStart"/>
-            <w:proofErr w:type="gramStart"/>
             <w:r>
               <w:rPr>
                 <w:rFonts w:ascii="Arial" w:eastAsia="Arial" w:hAnsi="Arial" w:cs="Arial"/>
@@ -4071,7 +4038,6 @@
               <w:t>ini</w:t>
             </w:r>
             <w:proofErr w:type="spellEnd"/>
-            <w:proofErr w:type="gramEnd"/>
             <w:r>
               <w:rPr>
                 <w:rFonts w:ascii="Arial" w:eastAsia="Arial" w:hAnsi="Arial" w:cs="Arial"/>
@@ -4096,16 +4062,7 @@
                 <w:sz w:val="22"/>
                 <w:szCs w:val="22"/>
               </w:rPr>
-              <w:t xml:space="preserve"> </w:t>
-            </w:r>
-            <w:proofErr w:type="gramStart"/>
-            <w:r>
-              <w:rPr>
-                <w:rFonts w:ascii="Arial" w:eastAsia="Arial" w:hAnsi="Arial" w:cs="Arial"/>
-                <w:sz w:val="22"/>
-                <w:szCs w:val="22"/>
-              </w:rPr>
-              <w:t xml:space="preserve">Simeulue  </w:t>
+              <w:t xml:space="preserve"> Simeulue  </w:t>
             </w:r>
             <w:proofErr w:type="spellStart"/>
             <w:r>
@@ -4117,7 +4074,6 @@
               <w:t>meliputi</w:t>
             </w:r>
             <w:proofErr w:type="spellEnd"/>
-            <w:proofErr w:type="gramEnd"/>
             <w:r>
               <w:rPr>
                 <w:rFonts w:ascii="Arial" w:eastAsia="Arial" w:hAnsi="Arial" w:cs="Arial"/>
@@ -4302,7 +4258,6 @@
               <w:t xml:space="preserve"> </w:t>
             </w:r>
             <w:proofErr w:type="spellStart"/>
-            <w:proofErr w:type="gramStart"/>
             <w:r>
               <w:rPr>
                 <w:rFonts w:ascii="Arial" w:eastAsia="Arial" w:hAnsi="Arial" w:cs="Arial"/>
@@ -4330,7 +4285,6 @@
               <w:t>ini</w:t>
             </w:r>
             <w:proofErr w:type="spellEnd"/>
-            <w:proofErr w:type="gramEnd"/>
             <w:r>
               <w:rPr>
                 <w:rFonts w:ascii="Arial" w:eastAsia="Arial" w:hAnsi="Arial" w:cs="Arial"/>
@@ -4407,7 +4361,6 @@
               <w:t xml:space="preserve">Metode </w:t>
             </w:r>
             <w:proofErr w:type="spellStart"/>
-            <w:proofErr w:type="gramStart"/>
             <w:r>
               <w:rPr>
                 <w:rFonts w:ascii="Arial" w:eastAsia="Arial" w:hAnsi="Arial" w:cs="Arial"/>
@@ -4435,7 +4388,6 @@
               <w:t>pengadaan</w:t>
             </w:r>
             <w:proofErr w:type="spellEnd"/>
-            <w:proofErr w:type="gramEnd"/>
             <w:r>
               <w:rPr>
                 <w:rFonts w:ascii="Arial" w:eastAsia="Arial" w:hAnsi="Arial" w:cs="Arial"/>
@@ -4532,16 +4484,7 @@
                 <w:sz w:val="22"/>
                 <w:szCs w:val="22"/>
               </w:rPr>
-              <w:t xml:space="preserve"> </w:t>
-            </w:r>
-            <w:proofErr w:type="gramStart"/>
-            <w:r>
-              <w:rPr>
-                <w:rFonts w:ascii="Arial" w:eastAsia="Arial" w:hAnsi="Arial" w:cs="Arial"/>
-                <w:sz w:val="22"/>
-                <w:szCs w:val="22"/>
-              </w:rPr>
-              <w:t xml:space="preserve">Metode  </w:t>
+              <w:t xml:space="preserve"> Metode  </w:t>
             </w:r>
             <w:proofErr w:type="spellStart"/>
             <w:r>
@@ -4553,7 +4496,6 @@
               <w:t>pengadaan</w:t>
             </w:r>
             <w:proofErr w:type="spellEnd"/>
-            <w:proofErr w:type="gramEnd"/>
             <w:r>
               <w:rPr>
                 <w:rFonts w:ascii="Arial" w:eastAsia="Arial" w:hAnsi="Arial" w:cs="Arial"/>
@@ -5534,8 +5476,8 @@
     <w:tbl>
       <w:tblPr>
         <w:tblStyle w:val="a3"/>
-        <w:tblW w:w="8635" w:type="dxa"/>
-        <w:tblInd w:w="715" w:type="dxa"/>
+        <w:tblW w:w="9270" w:type="dxa"/>
+        <w:tblInd w:w="265" w:type="dxa"/>
         <w:tblBorders>
           <w:top w:val="single" w:sz="4" w:space="0" w:color="000000"/>
           <w:left w:val="single" w:sz="4" w:space="0" w:color="000000"/>
@@ -5551,7 +5493,8 @@
         <w:gridCol w:w="572"/>
         <w:gridCol w:w="1747"/>
         <w:gridCol w:w="2297"/>
-        <w:gridCol w:w="4019"/>
+        <w:gridCol w:w="1504"/>
+        <w:gridCol w:w="3150"/>
       </w:tblGrid>
       <w:tr>
         <w:trPr>
@@ -5649,7 +5592,38 @@
         </w:tc>
         <w:tc>
           <w:tcPr>
-            <w:tcW w:w="4019" w:type="dxa"/>
+            <w:tcW w:w="1504" w:type="dxa"/>
+          </w:tcPr>
+          <w:p>
+            <w:pPr>
+              <w:tabs>
+                <w:tab w:val="left" w:pos="6120"/>
+              </w:tabs>
+              <w:spacing w:after="0"/>
+              <w:jc w:val="center"/>
+              <w:rPr>
+                <w:rFonts w:ascii="Arial" w:eastAsia="Arial" w:hAnsi="Arial" w:cs="Arial"/>
+                <w:b/>
+                <w:bCs/>
+                <w:sz w:val="22"/>
+                <w:szCs w:val="22"/>
+              </w:rPr>
+            </w:pPr>
+            <w:r>
+              <w:rPr>
+                <w:rFonts w:ascii="Arial" w:eastAsia="Arial" w:hAnsi="Arial" w:cs="Arial"/>
+                <w:b/>
+                <w:bCs/>
+                <w:sz w:val="22"/>
+                <w:szCs w:val="22"/>
+              </w:rPr>
+              <w:t>OJP</w:t>
+            </w:r>
+          </w:p>
+        </w:tc>
+        <w:tc>
+          <w:tcPr>
+            <w:tcW w:w="3150" w:type="dxa"/>
           </w:tcPr>
           <w:p>
             <w:pPr>
@@ -5745,15 +5719,7 @@
                 <w:sz w:val="22"/>
                 <w:szCs w:val="22"/>
               </w:rPr>
-              <w:t>}</w:t>
-            </w:r>
-            <w:r>
-              <w:rPr>
-                <w:rFonts w:ascii="Arial" w:eastAsia="Arial" w:hAnsi="Arial" w:cs="Arial"/>
-                <w:sz w:val="22"/>
-                <w:szCs w:val="22"/>
-              </w:rPr>
-              <w:t>.</w:t>
+              <w:t>}.</w:t>
             </w:r>
           </w:p>
         </w:tc>
@@ -5845,13 +5811,58 @@
         </w:tc>
         <w:tc>
           <w:tcPr>
-            <w:tcW w:w="4019" w:type="dxa"/>
+            <w:tcW w:w="1504" w:type="dxa"/>
           </w:tcPr>
           <w:p>
             <w:pPr>
               <w:tabs>
                 <w:tab w:val="left" w:pos="6120"/>
               </w:tabs>
+              <w:jc w:val="center"/>
+              <w:rPr>
+                <w:rFonts w:ascii="Arial" w:eastAsia="Arial" w:hAnsi="Arial" w:cs="Arial"/>
+                <w:sz w:val="22"/>
+                <w:szCs w:val="22"/>
+              </w:rPr>
+            </w:pPr>
+            <w:r>
+              <w:rPr>
+                <w:rFonts w:ascii="Arial" w:eastAsia="Arial" w:hAnsi="Arial" w:cs="Arial"/>
+                <w:sz w:val="22"/>
+                <w:szCs w:val="22"/>
+              </w:rPr>
+              <w:t>${</w:t>
+            </w:r>
+            <w:proofErr w:type="spellStart"/>
+            <w:r>
+              <w:rPr>
+                <w:rFonts w:ascii="Arial" w:eastAsia="Arial" w:hAnsi="Arial" w:cs="Arial"/>
+                <w:sz w:val="22"/>
+                <w:szCs w:val="22"/>
+              </w:rPr>
+              <w:t>lamp_ojp</w:t>
+            </w:r>
+            <w:proofErr w:type="spellEnd"/>
+            <w:r>
+              <w:rPr>
+                <w:rFonts w:ascii="Arial" w:eastAsia="Arial" w:hAnsi="Arial" w:cs="Arial"/>
+                <w:sz w:val="22"/>
+                <w:szCs w:val="22"/>
+              </w:rPr>
+              <w:t>} OJP</w:t>
+            </w:r>
+          </w:p>
+        </w:tc>
+        <w:tc>
+          <w:tcPr>
+            <w:tcW w:w="3150" w:type="dxa"/>
+          </w:tcPr>
+          <w:p>
+            <w:pPr>
+              <w:tabs>
+                <w:tab w:val="left" w:pos="6120"/>
+              </w:tabs>
+              <w:jc w:val="right"/>
               <w:rPr>
                 <w:rFonts w:ascii="Arial" w:eastAsia="Arial" w:hAnsi="Arial" w:cs="Arial"/>
                 <w:sz w:val="22"/>
@@ -7679,6 +7690,7 @@
   <w:style w:type="character" w:default="1" w:styleId="DefaultParagraphFont">
     <w:name w:val="Default Paragraph Font"/>
     <w:uiPriority w:val="1"/>
+    <w:semiHidden/>
     <w:unhideWhenUsed/>
   </w:style>
   <w:style w:type="table" w:default="1" w:styleId="TableNormal">
